--- a/arb/docx/44.content.docx
+++ b/arb/docx/44.content.docx
@@ -9,6 +9,8 @@
       </w:pPr>
       <w:r>
         <w:rPr>
+          <w:rtl/>
+          <w:cs/>
           <w:lang w:val="ar_AE" w:bidi="ar_AE"/>
         </w:rPr>
       </w:r>
@@ -20,12 +22,16 @@
       </w:pPr>
       <w:r>
         <w:rPr>
+          <w:rtl/>
+          <w:cs/>
           <w:lang w:val="ar_AE" w:bidi="ar_AE"/>
         </w:rPr>
         <w:t>Resource: Biblica Study Notes</w:t>
       </w:r>
       <w:r>
         <w:rPr>
+          <w:rtl/>
+          <w:cs/>
           <w:lang w:val="ar_AE" w:bidi="ar_AE"/>
         </w:rPr>
       </w:r>
@@ -36,53 +42,71 @@
       </w:pPr>
       <w:r>
         <w:rPr>
+          <w:rtl/>
+          <w:cs/>
           <w:lang w:val="ar_AE" w:bidi="ar_AE"/>
         </w:rPr>
       </w:r>
       <w:r>
         <w:rPr>
           <w:b/>
+          <w:rtl/>
+          <w:cs/>
           <w:lang w:val="ar_AE" w:bidi="ar_AE"/>
         </w:rPr>
         <w:t>Biblica Study Notes (Book Intros)</w:t>
       </w:r>
       <w:r>
         <w:rPr>
+          <w:rtl/>
+          <w:cs/>
           <w:lang w:val="ar_AE" w:bidi="ar_AE"/>
         </w:rPr>
         <w:t xml:space="preserve"> © 2023 Biblica Inc. Released under CC BY-SA 4.0 license. </w:t>
       </w:r>
       <w:r>
         <w:rPr>
+          <w:rtl/>
+          <w:cs/>
           <w:lang w:val="ar_AE" w:bidi="ar_AE"/>
         </w:rPr>
         <w:t>Biblica Study Notes</w:t>
       </w:r>
       <w:r>
         <w:rPr>
+          <w:rtl/>
+          <w:cs/>
           <w:lang w:val="ar_AE" w:bidi="ar_AE"/>
         </w:rPr>
         <w:t xml:space="preserve"> has been adapted in the following languages: Tok Pisin, Arabic (عربي), French (Français), Hindi (हिंदी), Indonesian (Bahasa Indonesia), Portuguese (Português), Russian (Русский), Spanish (Español), Swahili (Kiswahili), and Simplified Chinese (简体中文)from </w:t>
       </w:r>
       <w:r>
         <w:rPr>
+          <w:rtl/>
+          <w:cs/>
           <w:lang w:val="ar_AE" w:bidi="ar_AE"/>
         </w:rPr>
         <w:t>Biblica Study Notes</w:t>
       </w:r>
       <w:r>
         <w:rPr>
+          <w:rtl/>
+          <w:cs/>
           <w:lang w:val="ar_AE" w:bidi="ar_AE"/>
         </w:rPr>
         <w:t xml:space="preserve"> © 2023 Biblica Inc. Released under CC BY-SA 4.0 license by Mission Mutual</w:t>
       </w:r>
       <w:r>
         <w:rPr>
-          <w:lang w:val="ar_AE" w:bidi="ar_AE"/>
-        </w:rPr>
-      </w:r>
-      <w:r>
-        <w:rPr>
+          <w:rtl/>
+          <w:cs/>
+          <w:lang w:val="ar_AE" w:bidi="ar_AE"/>
+        </w:rPr>
+      </w:r>
+      <w:r>
+        <w:rPr>
+          <w:rtl/>
+          <w:cs/>
           <w:lang w:val="ar_AE" w:bidi="ar_AE"/>
         </w:rPr>
       </w:r>
@@ -94,6 +118,8 @@
       </w:pPr>
       <w:r>
         <w:rPr>
+          <w:rtl/>
+          <w:cs/>
           <w:lang w:val="ar_AE" w:bidi="ar_AE"/>
         </w:rPr>
         <w:t>Biblica Study Notes</w:t>
@@ -123,6 +149,8 @@
       </w:pPr>
       <w:r>
         <w:rPr>
+          <w:rtl/>
+          <w:cs/>
           <w:lang w:val="ar_AE" w:bidi="ar_AE"/>
         </w:rPr>
       </w:r>
@@ -134,12 +162,16 @@
       </w:pPr>
       <w:r>
         <w:rPr>
+          <w:rtl/>
+          <w:cs/>
           <w:lang w:val="ar_AE" w:bidi="ar_AE"/>
         </w:rPr>
         <w:t>ACT</w:t>
       </w:r>
       <w:r>
         <w:rPr>
+          <w:rtl/>
+          <w:cs/>
           <w:lang w:val="ar_AE" w:bidi="ar_AE"/>
         </w:rPr>
       </w:r>
@@ -150,22 +182,30 @@
       </w:pPr>
       <w:r>
         <w:rPr>
-          <w:lang w:val="ar_AE" w:bidi="ar_AE"/>
-        </w:rPr>
-      </w:r>
-      <w:r>
-        <w:rPr>
+          <w:rtl/>
+          <w:cs/>
+          <w:lang w:val="ar_AE" w:bidi="ar_AE"/>
+        </w:rPr>
+      </w:r>
+      <w:r>
+        <w:rPr>
+          <w:rtl/>
+          <w:cs/>
           <w:lang w:val="ar_AE" w:bidi="ar_AE"/>
         </w:rPr>
         <w:t xml:space="preserve"> </w:t>
       </w:r>
       <w:r>
         <w:rPr>
-          <w:lang w:val="ar_AE" w:bidi="ar_AE"/>
-        </w:rPr>
-      </w:r>
-      <w:r>
-        <w:rPr>
+          <w:rtl/>
+          <w:cs/>
+          <w:lang w:val="ar_AE" w:bidi="ar_AE"/>
+        </w:rPr>
+      </w:r>
+      <w:r>
+        <w:rPr>
+          <w:rtl/>
+          <w:cs/>
           <w:lang w:val="ar_AE" w:bidi="ar_AE"/>
         </w:rPr>
       </w:r>
@@ -191,6 +231,8 @@
       </w:pPr>
       <w:r>
         <w:rPr>
+          <w:rtl/>
+          <w:cs/>
           <w:lang w:val="ar_AE" w:bidi="ar_AE"/>
         </w:rPr>
       </w:r>
@@ -202,12 +244,16 @@
       </w:pPr>
       <w:r>
         <w:rPr>
+          <w:rtl/>
+          <w:cs/>
           <w:lang w:val="ar_AE" w:bidi="ar_AE"/>
         </w:rPr>
         <w:t>أعمال الرسل</w:t>
       </w:r>
       <w:r>
         <w:rPr>
+          <w:rtl/>
+          <w:cs/>
           <w:lang w:val="ar_AE" w:bidi="ar_AE"/>
         </w:rPr>
       </w:r>
@@ -218,18 +264,24 @@
       </w:pPr>
       <w:r>
         <w:rPr>
+          <w:rtl/>
+          <w:cs/>
           <w:lang w:val="ar_AE" w:bidi="ar_AE"/>
         </w:rPr>
       </w:r>
       <w:r>
         <w:rPr>
           <w:b/>
+          <w:rtl/>
+          <w:cs/>
           <w:lang w:val="ar_AE" w:bidi="ar_AE"/>
         </w:rPr>
         <w:t>ما هو</w:t>
       </w:r>
       <w:r>
         <w:rPr>
+          <w:rtl/>
+          <w:cs/>
           <w:lang w:val="ar_AE" w:bidi="ar_AE"/>
         </w:rPr>
         <w:t xml:space="preserve"> </w:t>
@@ -237,6 +289,8 @@
       <w:r>
         <w:rPr>
           <w:b/>
+          <w:rtl/>
+          <w:cs/>
           <w:lang w:val="ar_AE" w:bidi="ar_AE"/>
         </w:rPr>
         <w:t>سفر أعمال الرسل؟</w:t>
@@ -251,11 +305,15 @@
       </w:pPr>
       <w:r>
         <w:rPr>
-          <w:lang w:val="ar_AE" w:bidi="ar_AE"/>
-        </w:rPr>
-      </w:r>
-      <w:r>
-        <w:rPr>
+          <w:rtl/>
+          <w:cs/>
+          <w:lang w:val="ar_AE" w:bidi="ar_AE"/>
+        </w:rPr>
+      </w:r>
+      <w:r>
+        <w:rPr>
+          <w:rtl/>
+          <w:cs/>
           <w:lang w:val="ar_AE" w:bidi="ar_AE"/>
         </w:rPr>
         <w:t>سفر أعمال الرسل هو مجموعة من القصص عن أتباع يسوع الأوائل. وقد حدثت هذه القصص بعد أن قام يسوع من بين الأموات. كما يتضمن سفر أعمال الرسل تعاليم عن يسوع. ولقد تم تناقل هذه القصص والتعاليم بواسطة أتباع يسوع. العديد منهم عاشوا وعملوا مع يسوع.</w:t>
@@ -270,11 +328,15 @@
       </w:pPr>
       <w:r>
         <w:rPr>
-          <w:lang w:val="ar_AE" w:bidi="ar_AE"/>
-        </w:rPr>
-      </w:r>
-      <w:r>
-        <w:rPr>
+          <w:rtl/>
+          <w:cs/>
+          <w:lang w:val="ar_AE" w:bidi="ar_AE"/>
+        </w:rPr>
+      </w:r>
+      <w:r>
+        <w:rPr>
+          <w:rtl/>
+          <w:cs/>
           <w:lang w:val="ar_AE" w:bidi="ar_AE"/>
         </w:rPr>
         <w:t>كتب لوقا هذه القصص والتعاليم. ولقد فعل ذلك بعد كتابة القصص والتعاليم المسجلة في إنجيل لوقا. وهما جزآن من نفس الكتاب. ويُعتقد أن لوقا كتبهما بين السنوات 60 و70 ميلادية.</w:t>
@@ -286,12 +348,16 @@
       </w:pPr>
       <w:r>
         <w:rPr>
+          <w:rtl/>
+          <w:cs/>
           <w:lang w:val="ar_AE" w:bidi="ar_AE"/>
         </w:rPr>
       </w:r>
       <w:r>
         <w:rPr>
           <w:b/>
+          <w:rtl/>
+          <w:cs/>
           <w:lang w:val="ar_AE" w:bidi="ar_AE"/>
         </w:rPr>
         <w:t>لمن كُتب سفر أعمال الرسل؟</w:t>
@@ -306,11 +372,15 @@
       </w:pPr>
       <w:r>
         <w:rPr>
-          <w:lang w:val="ar_AE" w:bidi="ar_AE"/>
-        </w:rPr>
-      </w:r>
-      <w:r>
-        <w:rPr>
+          <w:rtl/>
+          <w:cs/>
+          <w:lang w:val="ar_AE" w:bidi="ar_AE"/>
+        </w:rPr>
+      </w:r>
+      <w:r>
+        <w:rPr>
+          <w:rtl/>
+          <w:cs/>
           <w:lang w:val="ar_AE" w:bidi="ar_AE"/>
         </w:rPr>
         <w:t>للمؤمنين من غير اليهود الذين عاشوا في الأراضي التي كانت تحت سلطان الإمبراطورية الرومانية.</w:t>
@@ -325,11 +395,15 @@
       </w:pPr>
       <w:r>
         <w:rPr>
-          <w:lang w:val="ar_AE" w:bidi="ar_AE"/>
-        </w:rPr>
-      </w:r>
-      <w:r>
-        <w:rPr>
+          <w:rtl/>
+          <w:cs/>
+          <w:lang w:val="ar_AE" w:bidi="ar_AE"/>
+        </w:rPr>
+      </w:r>
+      <w:r>
+        <w:rPr>
+          <w:rtl/>
+          <w:cs/>
           <w:lang w:val="ar_AE" w:bidi="ar_AE"/>
         </w:rPr>
         <w:t>لشخص يُدعى ثاوُفيلُس.</w:t>
@@ -344,11 +418,15 @@
       </w:pPr>
       <w:r>
         <w:rPr>
-          <w:lang w:val="ar_AE" w:bidi="ar_AE"/>
-        </w:rPr>
-      </w:r>
-      <w:r>
-        <w:rPr>
+          <w:rtl/>
+          <w:cs/>
+          <w:lang w:val="ar_AE" w:bidi="ar_AE"/>
+        </w:rPr>
+      </w:r>
+      <w:r>
+        <w:rPr>
+          <w:rtl/>
+          <w:cs/>
           <w:lang w:val="ar_AE" w:bidi="ar_AE"/>
         </w:rPr>
         <w:t>يدرك أتباع يسوع أن سفر أعمال الرسل يشارك الحق عن يسوع. لذلك فهو لجميع الناس في كل مكان.</w:t>
@@ -360,12 +438,16 @@
       </w:pPr>
       <w:r>
         <w:rPr>
+          <w:rtl/>
+          <w:cs/>
           <w:lang w:val="ar_AE" w:bidi="ar_AE"/>
         </w:rPr>
       </w:r>
       <w:r>
         <w:rPr>
           <w:b/>
+          <w:rtl/>
+          <w:cs/>
           <w:lang w:val="ar_AE" w:bidi="ar_AE"/>
         </w:rPr>
         <w:t>لماذا كُتب سفر أعمال الرسل؟</w:t>
@@ -380,11 +462,15 @@
       </w:pPr>
       <w:r>
         <w:rPr>
-          <w:lang w:val="ar_AE" w:bidi="ar_AE"/>
-        </w:rPr>
-      </w:r>
-      <w:r>
-        <w:rPr>
+          <w:rtl/>
+          <w:cs/>
+          <w:lang w:val="ar_AE" w:bidi="ar_AE"/>
+        </w:rPr>
+      </w:r>
+      <w:r>
+        <w:rPr>
+          <w:rtl/>
+          <w:cs/>
           <w:lang w:val="ar_AE" w:bidi="ar_AE"/>
         </w:rPr>
         <w:t>لتسجيل ومشاركة بعض القصص عن المؤمنين الأوائل والكنائس الأولى.</w:t>
@@ -399,11 +485,15 @@
       </w:pPr>
       <w:r>
         <w:rPr>
-          <w:lang w:val="ar_AE" w:bidi="ar_AE"/>
-        </w:rPr>
-      </w:r>
-      <w:r>
-        <w:rPr>
+          <w:rtl/>
+          <w:cs/>
+          <w:lang w:val="ar_AE" w:bidi="ar_AE"/>
+        </w:rPr>
+      </w:r>
+      <w:r>
+        <w:rPr>
+          <w:rtl/>
+          <w:cs/>
           <w:lang w:val="ar_AE" w:bidi="ar_AE"/>
         </w:rPr>
         <w:t>لإظهار كيف انتشرت القصص والتعاليم عن يسوع خارج إسرائيل.</w:t>
@@ -418,11 +508,15 @@
       </w:pPr>
       <w:r>
         <w:rPr>
-          <w:lang w:val="ar_AE" w:bidi="ar_AE"/>
-        </w:rPr>
-      </w:r>
-      <w:r>
-        <w:rPr>
+          <w:rtl/>
+          <w:cs/>
+          <w:lang w:val="ar_AE" w:bidi="ar_AE"/>
+        </w:rPr>
+      </w:r>
+      <w:r>
+        <w:rPr>
+          <w:rtl/>
+          <w:cs/>
           <w:lang w:val="ar_AE" w:bidi="ar_AE"/>
         </w:rPr>
         <w:t>لإظهار أن المسيحيين من الأمم مرحب بهم في ملكوت الله.</w:t>
@@ -434,12 +528,16 @@
       </w:pPr>
       <w:r>
         <w:rPr>
+          <w:rtl/>
+          <w:cs/>
           <w:lang w:val="ar_AE" w:bidi="ar_AE"/>
         </w:rPr>
       </w:r>
       <w:r>
         <w:rPr>
           <w:b/>
+          <w:rtl/>
+          <w:cs/>
           <w:lang w:val="ar_AE" w:bidi="ar_AE"/>
         </w:rPr>
         <w:t>الأفكار الرئيسية</w:t>
@@ -454,11 +552,15 @@
       </w:pPr>
       <w:r>
         <w:rPr>
-          <w:lang w:val="ar_AE" w:bidi="ar_AE"/>
-        </w:rPr>
-      </w:r>
-      <w:r>
-        <w:rPr>
+          <w:rtl/>
+          <w:cs/>
+          <w:lang w:val="ar_AE" w:bidi="ar_AE"/>
+        </w:rPr>
+      </w:r>
+      <w:r>
+        <w:rPr>
+          <w:rtl/>
+          <w:cs/>
           <w:lang w:val="ar_AE" w:bidi="ar_AE"/>
         </w:rPr>
         <w:t>حلول الروح القدس على أتباع يسوع.</w:t>
@@ -473,11 +575,15 @@
       </w:pPr>
       <w:r>
         <w:rPr>
-          <w:lang w:val="ar_AE" w:bidi="ar_AE"/>
-        </w:rPr>
-      </w:r>
-      <w:r>
-        <w:rPr>
+          <w:rtl/>
+          <w:cs/>
+          <w:lang w:val="ar_AE" w:bidi="ar_AE"/>
+        </w:rPr>
+      </w:r>
+      <w:r>
+        <w:rPr>
+          <w:rtl/>
+          <w:cs/>
           <w:lang w:val="ar_AE" w:bidi="ar_AE"/>
         </w:rPr>
         <w:t>مجتمع أتباع يسوع الذين يعيشون وفقًا لطريقة يسوع.</w:t>
@@ -492,11 +598,15 @@
       </w:pPr>
       <w:r>
         <w:rPr>
-          <w:lang w:val="ar_AE" w:bidi="ar_AE"/>
-        </w:rPr>
-      </w:r>
-      <w:r>
-        <w:rPr>
+          <w:rtl/>
+          <w:cs/>
+          <w:lang w:val="ar_AE" w:bidi="ar_AE"/>
+        </w:rPr>
+      </w:r>
+      <w:r>
+        <w:rPr>
+          <w:rtl/>
+          <w:cs/>
           <w:lang w:val="ar_AE" w:bidi="ar_AE"/>
         </w:rPr>
         <w:t>أتباع يسوع يشاركون الأخبار السارة عنه في كل مكان ومع الجميع.</w:t>
@@ -511,11 +621,15 @@
       </w:pPr>
       <w:r>
         <w:rPr>
-          <w:lang w:val="ar_AE" w:bidi="ar_AE"/>
-        </w:rPr>
-      </w:r>
-      <w:r>
-        <w:rPr>
+          <w:rtl/>
+          <w:cs/>
+          <w:lang w:val="ar_AE" w:bidi="ar_AE"/>
+        </w:rPr>
+      </w:r>
+      <w:r>
+        <w:rPr>
+          <w:rtl/>
+          <w:cs/>
           <w:lang w:val="ar_AE" w:bidi="ar_AE"/>
         </w:rPr>
         <w:t>قوة الصلاة.</w:t>
@@ -530,11 +644,15 @@
       </w:pPr>
       <w:r>
         <w:rPr>
-          <w:lang w:val="ar_AE" w:bidi="ar_AE"/>
-        </w:rPr>
-      </w:r>
-      <w:r>
-        <w:rPr>
+          <w:rtl/>
+          <w:cs/>
+          <w:lang w:val="ar_AE" w:bidi="ar_AE"/>
+        </w:rPr>
+      </w:r>
+      <w:r>
+        <w:rPr>
+          <w:rtl/>
+          <w:cs/>
           <w:lang w:val="ar_AE" w:bidi="ar_AE"/>
         </w:rPr>
         <w:t>رحلات بولس الأربع لنشر الأخبار السارة عن يسوع:</w:t>
@@ -549,29 +667,31 @@
       </w:pPr>
       <w:r>
         <w:rPr>
-          <w:lang w:val="ar_AE" w:bidi="ar_AE"/>
-        </w:rPr>
-      </w:r>
-      <w:r>
-        <w:rPr>
+          <w:rtl/>
+          <w:cs/>
+          <w:lang w:val="ar_AE" w:bidi="ar_AE"/>
+        </w:rPr>
+      </w:r>
+      <w:r>
+        <w:rPr>
+          <w:rtl/>
+          <w:cs/>
           <w:lang w:val="ar_AE" w:bidi="ar_AE"/>
         </w:rPr>
         <w:t>الرحلة الأولى (</w:t>
       </w:r>
-      <w:hyperlink r:id="rId13">
-        <w:r>
-          <w:rPr>
-            <w:lang w:val="ar_AE" w:bidi="ar_AE"/>
-          </w:rPr>
-          <w:rPr>
-            <w:color w:val="0000EE"/>
-            <w:u w:val="single"/>
-          </w:rPr>
-          <w:t>أعمال الرسل 13 – 14</w:t>
-        </w:r>
-      </w:hyperlink>
-      <w:r>
-        <w:rPr>
+      <w:r>
+        <w:rPr>
+          <w:rtl/>
+          <w:cs/>
+          <w:lang w:val="ar_AE" w:bidi="ar_AE"/>
+        </w:rPr>
+        <w:t>أعمال الرسل 13 – 14</w:t>
+      </w:r>
+      <w:r>
+        <w:rPr>
+          <w:rtl/>
+          <w:cs/>
           <w:lang w:val="ar_AE" w:bidi="ar_AE"/>
         </w:rPr>
         <w:t>),</w:t>
@@ -586,29 +706,31 @@
       </w:pPr>
       <w:r>
         <w:rPr>
-          <w:lang w:val="ar_AE" w:bidi="ar_AE"/>
-        </w:rPr>
-      </w:r>
-      <w:r>
-        <w:rPr>
+          <w:rtl/>
+          <w:cs/>
+          <w:lang w:val="ar_AE" w:bidi="ar_AE"/>
+        </w:rPr>
+      </w:r>
+      <w:r>
+        <w:rPr>
+          <w:rtl/>
+          <w:cs/>
           <w:lang w:val="ar_AE" w:bidi="ar_AE"/>
         </w:rPr>
         <w:t>الرحلة الثانية (</w:t>
       </w:r>
-      <w:hyperlink r:id="rId14">
-        <w:r>
-          <w:rPr>
-            <w:lang w:val="ar_AE" w:bidi="ar_AE"/>
-          </w:rPr>
-          <w:rPr>
-            <w:color w:val="0000EE"/>
-            <w:u w:val="single"/>
-          </w:rPr>
-          <w:t>أعمال الرسل 15:36 – 18:22</w:t>
-        </w:r>
-      </w:hyperlink>
-      <w:r>
-        <w:rPr>
+      <w:r>
+        <w:rPr>
+          <w:rtl/>
+          <w:cs/>
+          <w:lang w:val="ar_AE" w:bidi="ar_AE"/>
+        </w:rPr>
+        <w:t>أعمال الرسل 15:36 – 18:22</w:t>
+      </w:r>
+      <w:r>
+        <w:rPr>
+          <w:rtl/>
+          <w:cs/>
           <w:lang w:val="ar_AE" w:bidi="ar_AE"/>
         </w:rPr>
         <w:t>),</w:t>
@@ -623,29 +745,31 @@
       </w:pPr>
       <w:r>
         <w:rPr>
-          <w:lang w:val="ar_AE" w:bidi="ar_AE"/>
-        </w:rPr>
-      </w:r>
-      <w:r>
-        <w:rPr>
+          <w:rtl/>
+          <w:cs/>
+          <w:lang w:val="ar_AE" w:bidi="ar_AE"/>
+        </w:rPr>
+      </w:r>
+      <w:r>
+        <w:rPr>
+          <w:rtl/>
+          <w:cs/>
           <w:lang w:val="ar_AE" w:bidi="ar_AE"/>
         </w:rPr>
         <w:t>الرحلة الثالثة (</w:t>
       </w:r>
-      <w:hyperlink r:id="rId15">
-        <w:r>
-          <w:rPr>
-            <w:lang w:val="ar_AE" w:bidi="ar_AE"/>
-          </w:rPr>
-          <w:rPr>
-            <w:color w:val="0000EE"/>
-            <w:u w:val="single"/>
-          </w:rPr>
-          <w:t>أعمال الرسل 18:23 – 20:38</w:t>
-        </w:r>
-      </w:hyperlink>
-      <w:r>
-        <w:rPr>
+      <w:r>
+        <w:rPr>
+          <w:rtl/>
+          <w:cs/>
+          <w:lang w:val="ar_AE" w:bidi="ar_AE"/>
+        </w:rPr>
+        <w:t>أعمال الرسل 18:23 – 20:38</w:t>
+      </w:r>
+      <w:r>
+        <w:rPr>
+          <w:rtl/>
+          <w:cs/>
           <w:lang w:val="ar_AE" w:bidi="ar_AE"/>
         </w:rPr>
         <w:t>),</w:t>
@@ -660,29 +784,31 @@
       </w:pPr>
       <w:r>
         <w:rPr>
-          <w:lang w:val="ar_AE" w:bidi="ar_AE"/>
-        </w:rPr>
-      </w:r>
-      <w:r>
-        <w:rPr>
+          <w:rtl/>
+          <w:cs/>
+          <w:lang w:val="ar_AE" w:bidi="ar_AE"/>
+        </w:rPr>
+      </w:r>
+      <w:r>
+        <w:rPr>
+          <w:rtl/>
+          <w:cs/>
           <w:lang w:val="ar_AE" w:bidi="ar_AE"/>
         </w:rPr>
         <w:t>الرحلة الرابعة (</w:t>
       </w:r>
-      <w:hyperlink r:id="rId16">
-        <w:r>
-          <w:rPr>
-            <w:lang w:val="ar_AE" w:bidi="ar_AE"/>
-          </w:rPr>
-          <w:rPr>
-            <w:color w:val="0000EE"/>
-            <w:u w:val="single"/>
-          </w:rPr>
-          <w:t>أعمال الرسل 27 – 28</w:t>
-        </w:r>
-      </w:hyperlink>
-      <w:r>
-        <w:rPr>
+      <w:r>
+        <w:rPr>
+          <w:rtl/>
+          <w:cs/>
+          <w:lang w:val="ar_AE" w:bidi="ar_AE"/>
+        </w:rPr>
+        <w:t>أعمال الرسل 27 – 28</w:t>
+      </w:r>
+      <w:r>
+        <w:rPr>
+          <w:rtl/>
+          <w:cs/>
           <w:lang w:val="ar_AE" w:bidi="ar_AE"/>
         </w:rPr>
         <w:t>).</w:t>
@@ -694,12 +820,16 @@
       </w:pPr>
       <w:r>
         <w:rPr>
+          <w:rtl/>
+          <w:cs/>
           <w:lang w:val="ar_AE" w:bidi="ar_AE"/>
         </w:rPr>
       </w:r>
       <w:r>
         <w:rPr>
           <w:b/>
+          <w:rtl/>
+          <w:cs/>
           <w:lang w:val="ar_AE" w:bidi="ar_AE"/>
         </w:rPr>
         <w:t>مخطط السفر</w:t>
@@ -711,12 +841,16 @@
       </w:pPr>
       <w:r>
         <w:rPr>
+          <w:rtl/>
+          <w:cs/>
           <w:lang w:val="ar_AE" w:bidi="ar_AE"/>
         </w:rPr>
       </w:r>
       <w:r>
         <w:rPr>
           <w:b/>
+          <w:rtl/>
+          <w:cs/>
           <w:lang w:val="ar_AE" w:bidi="ar_AE"/>
         </w:rPr>
         <w:t>الروح القدس يمنح الكنيسة القوة لنشر الأخبار السارة عن يسوع (1 - 2).</w:t>
@@ -728,12 +862,16 @@
       </w:pPr>
       <w:r>
         <w:rPr>
+          <w:rtl/>
+          <w:cs/>
           <w:lang w:val="ar_AE" w:bidi="ar_AE"/>
         </w:rPr>
       </w:r>
       <w:r>
         <w:rPr>
           <w:b/>
+          <w:rtl/>
+          <w:cs/>
           <w:lang w:val="ar_AE" w:bidi="ar_AE"/>
         </w:rPr>
         <w:t>الرسل يشاركون الأخبار السارة عن يسوع في أورشليم (3 - 7).</w:t>
@@ -745,12 +883,16 @@
       </w:pPr>
       <w:r>
         <w:rPr>
+          <w:rtl/>
+          <w:cs/>
           <w:lang w:val="ar_AE" w:bidi="ar_AE"/>
         </w:rPr>
       </w:r>
       <w:r>
         <w:rPr>
           <w:b/>
+          <w:rtl/>
+          <w:cs/>
           <w:lang w:val="ar_AE" w:bidi="ar_AE"/>
         </w:rPr>
         <w:t>الأخبار السارة تنتشر خارج أورشليم (8:1 – 12:24).</w:t>
@@ -762,23 +904,31 @@
       </w:pPr>
       <w:r>
         <w:rPr>
+          <w:rtl/>
+          <w:cs/>
           <w:lang w:val="ar_AE" w:bidi="ar_AE"/>
         </w:rPr>
       </w:r>
       <w:r>
         <w:rPr>
           <w:b/>
+          <w:rtl/>
+          <w:cs/>
           <w:lang w:val="ar_AE" w:bidi="ar_AE"/>
         </w:rPr>
         <w:t>الأخبار السارة تنتشر في الأراضي الرومانية (12:25 – 28:31).</w:t>
       </w:r>
       <w:r>
         <w:rPr>
-          <w:lang w:val="ar_AE" w:bidi="ar_AE"/>
-        </w:rPr>
-      </w:r>
-      <w:r>
-        <w:rPr>
+          <w:rtl/>
+          <w:cs/>
+          <w:lang w:val="ar_AE" w:bidi="ar_AE"/>
+        </w:rPr>
+      </w:r>
+      <w:r>
+        <w:rPr>
+          <w:rtl/>
+          <w:cs/>
           <w:lang w:val="ar_AE" w:bidi="ar_AE"/>
         </w:rPr>
       </w:r>
